--- a/Collatio/20/1. Textos/1. Marcados/20-E.docx
+++ b/Collatio/20/1. Textos/1. Marcados/20-E.docx
@@ -1,64 +1,1408 @@
 
 <file path=word/document.xml><?xml version="1.0" encoding="utf-8"?>
-<w:document xmlns:wpc="http://schemas.microsoft.com/office/word/2010/wordprocessingCanvas" xmlns:cx="http://schemas.microsoft.com/office/drawing/2014/chartex" xmlns:cx1="http://schemas.microsoft.com/office/drawing/2015/9/8/chartex" xmlns:cx2="http://schemas.microsoft.com/office/drawing/2015/10/21/chartex" xmlns:cx3="http://schemas.microsoft.com/office/drawing/2016/5/9/chartex" xmlns:cx4="http://schemas.microsoft.com/office/drawing/2016/5/10/chartex" xmlns:cx5="http://schemas.microsoft.com/office/drawing/2016/5/11/chartex" xmlns:cx6="http://schemas.microsoft.com/office/drawing/2016/5/12/chartex" xmlns:cx7="http://schemas.microsoft.com/office/drawing/2016/5/13/chartex" xmlns:cx8="http://schemas.microsoft.com/office/drawing/2016/5/14/chartex" xmlns:mc="http://schemas.openxmlformats.org/markup-compatibility/2006" xmlns:aink="http://schemas.microsoft.com/office/drawing/2016/ink" xmlns:am3d="http://schemas.microsoft.com/office/drawing/2017/model3d" xmlns:o="urn:schemas-microsoft-com:office:office" xmlns:oel="http://schemas.microsoft.com/office/2019/extlst" xmlns:r="http://schemas.openxmlformats.org/officeDocument/2006/relationships" xmlns:m="http://schemas.openxmlformats.org/officeDocument/2006/math" xmlns:v="urn:schemas-microsoft-com:vml" xmlns:wp14="http://schemas.microsoft.com/office/word/2010/wordprocessingDrawing" xmlns:wp="http://schemas.openxmlformats.org/drawingml/2006/wordprocessingDrawing" xmlns:w10="urn:schemas-microsoft-com:office:word" xmlns:w="http://schemas.openxmlformats.org/wordprocessingml/2006/main" xmlns:w14="http://schemas.microsoft.com/office/word/2010/wordml" xmlns:w15="http://schemas.microsoft.com/office/word/2012/wordml" xmlns:w16cex="http://schemas.microsoft.com/office/word/2018/wordml/cex" xmlns:w16cid="http://schemas.microsoft.com/office/word/2016/wordml/cid" xmlns:w16="http://schemas.microsoft.com/office/word/2018/wordml" xmlns:w16du="http://schemas.microsoft.com/office/word/2023/wordml/word16du" xmlns:w16sdtdh="http://schemas.microsoft.com/office/word/2020/wordml/sdtdatahash" xmlns:w16se="http://schemas.microsoft.com/office/word/2015/wordml/symex" xmlns:wpg="http://schemas.microsoft.com/office/word/2010/wordprocessingGroup" xmlns:wpi="http://schemas.microsoft.com/office/word/2010/wordprocessingInk" xmlns:wne="http://schemas.microsoft.com/office/word/2006/wordml" xmlns:wps="http://schemas.microsoft.com/office/word/2010/wordprocessingShape" mc:Ignorable="w14 w15 w16se w16cid w16 w16cex w16sdtdh w16du wp14">
+<w:document xmlns:wpc="http://schemas.microsoft.com/office/word/2010/wordprocessingCanvas" xmlns:cx="http://schemas.microsoft.com/office/drawing/2014/chartex" xmlns:cx1="http://schemas.microsoft.com/office/drawing/2015/9/8/chartex" xmlns:cx2="http://schemas.microsoft.com/office/drawing/2015/10/21/chartex" xmlns:cx3="http://schemas.microsoft.com/office/drawing/2016/5/9/chartex" xmlns:cx4="http://schemas.microsoft.com/office/drawing/2016/5/10/chartex" xmlns:cx5="http://schemas.microsoft.com/office/drawing/2016/5/11/chartex" xmlns:cx6="http://schemas.microsoft.com/office/drawing/2016/5/12/chartex" xmlns:cx7="http://schemas.microsoft.com/office/drawing/2016/5/13/chartex" xmlns:cx8="http://schemas.microsoft.com/office/drawing/2016/5/14/chartex" xmlns:mc="http://schemas.openxmlformats.org/markup-compatibility/2006" xmlns:aink="http://schemas.microsoft.com/office/drawing/2016/ink" xmlns:am3d="http://schemas.microsoft.com/office/drawing/2017/model3d" xmlns:o="urn:schemas-microsoft-com:office:office" xmlns:oel="http://schemas.microsoft.com/office/2019/extlst" xmlns:r="http://schemas.openxmlformats.org/officeDocument/2006/relationships" xmlns:m="http://schemas.openxmlformats.org/officeDocument/2006/math" xmlns:v="urn:schemas-microsoft-com:vml" xmlns:wp14="http://schemas.microsoft.com/office/word/2010/wordprocessingDrawing" xmlns:wp="http://schemas.openxmlformats.org/drawingml/2006/wordprocessingDrawing" xmlns:w10="urn:schemas-microsoft-com:office:word" xmlns:w="http://schemas.openxmlformats.org/wordprocessingml/2006/main" xmlns:w14="http://schemas.microsoft.com/office/word/2010/wordml" xmlns:w15="http://schemas.microsoft.com/office/word/2012/wordml" xmlns:w16cex="http://schemas.microsoft.com/office/word/2018/wordml/cex" xmlns:w16cid="http://schemas.microsoft.com/office/word/2016/wordml/cid" xmlns:w16="http://schemas.microsoft.com/office/word/2018/wordml" xmlns:w16du="http://schemas.microsoft.com/office/word/2023/wordml/word16du" xmlns:w16sdtdh="http://schemas.microsoft.com/office/word/2020/wordml/sdtdatahash" xmlns:w16sdtfl="http://schemas.microsoft.com/office/word/2024/wordml/sdtformatlock" xmlns:w16se="http://schemas.microsoft.com/office/word/2015/wordml/symex" xmlns:wpg="http://schemas.microsoft.com/office/word/2010/wordprocessingGroup" xmlns:wpi="http://schemas.microsoft.com/office/word/2010/wordprocessingInk" xmlns:wne="http://schemas.microsoft.com/office/word/2006/wordml" xmlns:wps="http://schemas.microsoft.com/office/word/2010/wordprocessingShape" mc:Ignorable="w14 w15 w16se w16cid w16 w16cex w16sdtdh w16sdtfl w16du wp14">
   <w:body>
     <w:p>
       <w:pPr>
         <w:rPr>
-          <w:rFonts w:ascii="Garamond" w:hAnsi="Garamond"/>
+          <w:rFonts w:ascii="Brill" w:hAnsi="Brill"/>
         </w:rPr>
       </w:pPr>
       <w:r>
         <w:rPr>
-          <w:rFonts w:ascii="Garamond" w:hAnsi="Garamond"/>
+          <w:rFonts w:ascii="Brill" w:hAnsi="Brill"/>
           <w:color w:val="FF0000"/>
         </w:rPr>
         <w:t>84r</w:t>
       </w:r>
       <w:r>
         <w:rPr>
-          <w:rFonts w:ascii="Garamond" w:hAnsi="Garamond"/>
-        </w:rPr>
-        <w:t xml:space="preserve"> Pregunto el discipulo al maestro como puede entrar el alma en la criatura encerrada en el vientre de su madre que semeja que dos cuerpos a de pasar antes que entre primero el de la madre que ayaze encerrada la criatura en que ha de entrar respondio el maestro sepas que el alma es muy sotil Ca es espiritu vien ansi como el angel e por esta razon entra muy sotil alli a do a de entrar e sale muy sotilmente de aquel lugar donde viene a salir en guisa que ojos de vista de ombre non la pueden ver. E por esto hordeno dios la natura que quando la criatura es formada e conplida en el bientre de su madre para aver vida esta carne de que la natura es fecha e formada e conplida codicia aver alma en si e de aquella codicia que toma sale ende un vaho del mobimiento de la carne e el nuestro señor que fizo e hordeno todas las cosas del mundo quiso que viniesen a su tienpo que cunpliesen por ovra segund a su tienpo y hordenamiento % quando vey el nuestro señor qu el aya fecha su obra e non finca al de fazer si non aquello que non puede otro fazer si non el mismo que como quier qu el nuestro señor dio grand poder a sancta Maria su madre e a los otros sanctos que vinieron y murieron por la fe sancta de Jesucristo. vien les dio poder que fiziesen resçucitar los muertos e esto en tal manera. tornando aquella alma mesma del ombre onde avia salido e otros miraglos muchos que fizo por ellos de dibersas maneras % tres cosas fallamos nos que tomo el para si que non quiso dar a sancta Maria su madre nin a otro alguno la primera en fazer angeles este poder nunca fue de otro ninguno si no suyo Ca el los fizo </w:t>
-      </w:r>
-      <w:r>
-        <w:rPr>
-          <w:rFonts w:ascii="Garamond" w:hAnsi="Garamond"/>
+          <w:rFonts w:ascii="Brill" w:hAnsi="Brill"/>
+        </w:rPr>
+        <w:t xml:space="preserve"> Pregunto el </w:t>
+      </w:r>
+      <w:proofErr w:type="spellStart"/>
+      <w:r>
+        <w:rPr>
+          <w:rFonts w:ascii="Brill" w:hAnsi="Brill"/>
+        </w:rPr>
+        <w:t>discipulo</w:t>
+      </w:r>
+      <w:proofErr w:type="spellEnd"/>
+      <w:r>
+        <w:rPr>
+          <w:rFonts w:ascii="Brill" w:hAnsi="Brill"/>
+        </w:rPr>
+        <w:t xml:space="preserve"> al maestro como puede entrar el alma en la criatura encerrada en el vientre de su madre que semeja que dos cuerpos </w:t>
+      </w:r>
+      <w:proofErr w:type="spellStart"/>
+      <w:r>
+        <w:rPr>
+          <w:rFonts w:ascii="Brill" w:hAnsi="Brill"/>
+        </w:rPr>
+        <w:t>a</w:t>
+      </w:r>
+      <w:proofErr w:type="spellEnd"/>
+      <w:r>
+        <w:rPr>
+          <w:rFonts w:ascii="Brill" w:hAnsi="Brill"/>
+        </w:rPr>
+        <w:t xml:space="preserve"> de pasar antes que entre primero el de la madre que </w:t>
+      </w:r>
+      <w:proofErr w:type="spellStart"/>
+      <w:r>
+        <w:rPr>
+          <w:rFonts w:ascii="Brill" w:hAnsi="Brill"/>
+        </w:rPr>
+        <w:t>ayaze</w:t>
+      </w:r>
+      <w:proofErr w:type="spellEnd"/>
+      <w:r>
+        <w:rPr>
+          <w:rFonts w:ascii="Brill" w:hAnsi="Brill"/>
+        </w:rPr>
+        <w:t xml:space="preserve"> encerrada la criatura en que ha de entrar </w:t>
+      </w:r>
+      <w:proofErr w:type="spellStart"/>
+      <w:r>
+        <w:rPr>
+          <w:rFonts w:ascii="Brill" w:hAnsi="Brill"/>
+        </w:rPr>
+        <w:t>respondio</w:t>
+      </w:r>
+      <w:proofErr w:type="spellEnd"/>
+      <w:r>
+        <w:rPr>
+          <w:rFonts w:ascii="Brill" w:hAnsi="Brill"/>
+        </w:rPr>
+        <w:t xml:space="preserve"> el maestro sepas que el alma es muy sotil Ca es </w:t>
+      </w:r>
+      <w:proofErr w:type="spellStart"/>
+      <w:r>
+        <w:rPr>
+          <w:rFonts w:ascii="Brill" w:hAnsi="Brill"/>
+        </w:rPr>
+        <w:t>espiritu</w:t>
+      </w:r>
+      <w:proofErr w:type="spellEnd"/>
+      <w:r>
+        <w:rPr>
+          <w:rFonts w:ascii="Brill" w:hAnsi="Brill"/>
+        </w:rPr>
+        <w:t xml:space="preserve"> </w:t>
+      </w:r>
+      <w:proofErr w:type="spellStart"/>
+      <w:r>
+        <w:rPr>
+          <w:rFonts w:ascii="Brill" w:hAnsi="Brill"/>
+        </w:rPr>
+        <w:t>vien</w:t>
+      </w:r>
+      <w:proofErr w:type="spellEnd"/>
+      <w:r>
+        <w:rPr>
+          <w:rFonts w:ascii="Brill" w:hAnsi="Brill"/>
+        </w:rPr>
+        <w:t xml:space="preserve"> </w:t>
+      </w:r>
+      <w:proofErr w:type="spellStart"/>
+      <w:r>
+        <w:rPr>
+          <w:rFonts w:ascii="Brill" w:hAnsi="Brill"/>
+        </w:rPr>
+        <w:t>ansi</w:t>
+      </w:r>
+      <w:proofErr w:type="spellEnd"/>
+      <w:r>
+        <w:rPr>
+          <w:rFonts w:ascii="Brill" w:hAnsi="Brill"/>
+        </w:rPr>
+        <w:t xml:space="preserve"> como el </w:t>
+      </w:r>
+      <w:proofErr w:type="spellStart"/>
+      <w:r>
+        <w:rPr>
+          <w:rFonts w:ascii="Brill" w:hAnsi="Brill"/>
+        </w:rPr>
+        <w:t>angel</w:t>
+      </w:r>
+      <w:proofErr w:type="spellEnd"/>
+      <w:r>
+        <w:rPr>
+          <w:rFonts w:ascii="Brill" w:hAnsi="Brill"/>
+        </w:rPr>
+        <w:t xml:space="preserve"> e por esta </w:t>
+      </w:r>
+      <w:proofErr w:type="spellStart"/>
+      <w:r>
+        <w:rPr>
+          <w:rFonts w:ascii="Brill" w:hAnsi="Brill"/>
+        </w:rPr>
+        <w:t>razon</w:t>
+      </w:r>
+      <w:proofErr w:type="spellEnd"/>
+      <w:r>
+        <w:rPr>
+          <w:rFonts w:ascii="Brill" w:hAnsi="Brill"/>
+        </w:rPr>
+        <w:t xml:space="preserve"> entra muy sotil </w:t>
+      </w:r>
+      <w:proofErr w:type="spellStart"/>
+      <w:r>
+        <w:rPr>
+          <w:rFonts w:ascii="Brill" w:hAnsi="Brill"/>
+        </w:rPr>
+        <w:t>alli</w:t>
+      </w:r>
+      <w:proofErr w:type="spellEnd"/>
+      <w:r>
+        <w:rPr>
+          <w:rFonts w:ascii="Brill" w:hAnsi="Brill"/>
+        </w:rPr>
+        <w:t xml:space="preserve"> a do a de entrar e sale muy </w:t>
+      </w:r>
+      <w:proofErr w:type="spellStart"/>
+      <w:r>
+        <w:rPr>
+          <w:rFonts w:ascii="Brill" w:hAnsi="Brill"/>
+        </w:rPr>
+        <w:t>sotilmente</w:t>
+      </w:r>
+      <w:proofErr w:type="spellEnd"/>
+      <w:r>
+        <w:rPr>
+          <w:rFonts w:ascii="Brill" w:hAnsi="Brill"/>
+        </w:rPr>
+        <w:t xml:space="preserve"> de aquel lugar donde viene a salir en guisa que ojos de vista de ombre non la pueden ver. E por esto </w:t>
+      </w:r>
+      <w:proofErr w:type="spellStart"/>
+      <w:r>
+        <w:rPr>
+          <w:rFonts w:ascii="Brill" w:hAnsi="Brill"/>
+        </w:rPr>
+        <w:t>hordeno</w:t>
+      </w:r>
+      <w:proofErr w:type="spellEnd"/>
+      <w:r>
+        <w:rPr>
+          <w:rFonts w:ascii="Brill" w:hAnsi="Brill"/>
+        </w:rPr>
+        <w:t xml:space="preserve"> dios la natura que </w:t>
+      </w:r>
+      <w:proofErr w:type="spellStart"/>
+      <w:r>
+        <w:rPr>
+          <w:rFonts w:ascii="Brill" w:hAnsi="Brill"/>
+        </w:rPr>
+        <w:t>quando</w:t>
+      </w:r>
+      <w:proofErr w:type="spellEnd"/>
+      <w:r>
+        <w:rPr>
+          <w:rFonts w:ascii="Brill" w:hAnsi="Brill"/>
+        </w:rPr>
+        <w:t xml:space="preserve"> la criatura es formada e </w:t>
+      </w:r>
+      <w:proofErr w:type="spellStart"/>
+      <w:r>
+        <w:rPr>
+          <w:rFonts w:ascii="Brill" w:hAnsi="Brill"/>
+        </w:rPr>
+        <w:t>conplida</w:t>
+      </w:r>
+      <w:proofErr w:type="spellEnd"/>
+      <w:r>
+        <w:rPr>
+          <w:rFonts w:ascii="Brill" w:hAnsi="Brill"/>
+        </w:rPr>
+        <w:t xml:space="preserve"> en el </w:t>
+      </w:r>
+      <w:proofErr w:type="spellStart"/>
+      <w:r>
+        <w:rPr>
+          <w:rFonts w:ascii="Brill" w:hAnsi="Brill"/>
+        </w:rPr>
+        <w:t>bientre</w:t>
+      </w:r>
+      <w:proofErr w:type="spellEnd"/>
+      <w:r>
+        <w:rPr>
+          <w:rFonts w:ascii="Brill" w:hAnsi="Brill"/>
+        </w:rPr>
+        <w:t xml:space="preserve"> de su madre para aver vida esta carne de que la natura es fecha e formada e </w:t>
+      </w:r>
+      <w:proofErr w:type="spellStart"/>
+      <w:r>
+        <w:rPr>
+          <w:rFonts w:ascii="Brill" w:hAnsi="Brill"/>
+        </w:rPr>
+        <w:t>conplida</w:t>
+      </w:r>
+      <w:proofErr w:type="spellEnd"/>
+      <w:r>
+        <w:rPr>
+          <w:rFonts w:ascii="Brill" w:hAnsi="Brill"/>
+        </w:rPr>
+        <w:t xml:space="preserve"> codicia aver alma en si </w:t>
+      </w:r>
+      <w:proofErr w:type="spellStart"/>
+      <w:r>
+        <w:rPr>
+          <w:rFonts w:ascii="Brill" w:hAnsi="Brill"/>
+        </w:rPr>
+        <w:t>e</w:t>
+      </w:r>
+      <w:proofErr w:type="spellEnd"/>
+      <w:r>
+        <w:rPr>
+          <w:rFonts w:ascii="Brill" w:hAnsi="Brill"/>
+        </w:rPr>
+        <w:t xml:space="preserve"> de aquella codicia que toma sale ende un vaho del </w:t>
+      </w:r>
+      <w:proofErr w:type="spellStart"/>
+      <w:r>
+        <w:rPr>
+          <w:rFonts w:ascii="Brill" w:hAnsi="Brill"/>
+        </w:rPr>
+        <w:t>mobimiento</w:t>
+      </w:r>
+      <w:proofErr w:type="spellEnd"/>
+      <w:r>
+        <w:rPr>
+          <w:rFonts w:ascii="Brill" w:hAnsi="Brill"/>
+        </w:rPr>
+        <w:t xml:space="preserve"> de la carne </w:t>
+      </w:r>
+      <w:proofErr w:type="spellStart"/>
+      <w:r>
+        <w:rPr>
+          <w:rFonts w:ascii="Brill" w:hAnsi="Brill"/>
+        </w:rPr>
+        <w:t>e</w:t>
+      </w:r>
+      <w:proofErr w:type="spellEnd"/>
+      <w:r>
+        <w:rPr>
+          <w:rFonts w:ascii="Brill" w:hAnsi="Brill"/>
+        </w:rPr>
+        <w:t xml:space="preserve"> el nuestro señor que fizo e </w:t>
+      </w:r>
+      <w:proofErr w:type="spellStart"/>
+      <w:r>
+        <w:rPr>
+          <w:rFonts w:ascii="Brill" w:hAnsi="Brill"/>
+        </w:rPr>
+        <w:t>hordeno</w:t>
+      </w:r>
+      <w:proofErr w:type="spellEnd"/>
+      <w:r>
+        <w:rPr>
+          <w:rFonts w:ascii="Brill" w:hAnsi="Brill"/>
+        </w:rPr>
+        <w:t xml:space="preserve"> todas las cosas del mundo quiso que viniesen a su </w:t>
+      </w:r>
+      <w:proofErr w:type="spellStart"/>
+      <w:r>
+        <w:rPr>
+          <w:rFonts w:ascii="Brill" w:hAnsi="Brill"/>
+        </w:rPr>
+        <w:t>tienpo</w:t>
+      </w:r>
+      <w:proofErr w:type="spellEnd"/>
+      <w:r>
+        <w:rPr>
+          <w:rFonts w:ascii="Brill" w:hAnsi="Brill"/>
+        </w:rPr>
+        <w:t xml:space="preserve"> que </w:t>
+      </w:r>
+      <w:proofErr w:type="spellStart"/>
+      <w:r>
+        <w:rPr>
+          <w:rFonts w:ascii="Brill" w:hAnsi="Brill"/>
+        </w:rPr>
+        <w:t>cunpliesen</w:t>
+      </w:r>
+      <w:proofErr w:type="spellEnd"/>
+      <w:r>
+        <w:rPr>
+          <w:rFonts w:ascii="Brill" w:hAnsi="Brill"/>
+        </w:rPr>
+        <w:t xml:space="preserve"> por </w:t>
+      </w:r>
+      <w:proofErr w:type="spellStart"/>
+      <w:r>
+        <w:rPr>
+          <w:rFonts w:ascii="Brill" w:hAnsi="Brill"/>
+        </w:rPr>
+        <w:t>ovra</w:t>
+      </w:r>
+      <w:proofErr w:type="spellEnd"/>
+      <w:r>
+        <w:rPr>
+          <w:rFonts w:ascii="Brill" w:hAnsi="Brill"/>
+        </w:rPr>
+        <w:t xml:space="preserve"> segund a su </w:t>
+      </w:r>
+      <w:proofErr w:type="spellStart"/>
+      <w:r>
+        <w:rPr>
+          <w:rFonts w:ascii="Brill" w:hAnsi="Brill"/>
+        </w:rPr>
+        <w:t>tienpo</w:t>
+      </w:r>
+      <w:proofErr w:type="spellEnd"/>
+      <w:r>
+        <w:rPr>
+          <w:rFonts w:ascii="Brill" w:hAnsi="Brill"/>
+        </w:rPr>
+        <w:t xml:space="preserve"> y </w:t>
+      </w:r>
+      <w:proofErr w:type="spellStart"/>
+      <w:r>
+        <w:rPr>
+          <w:rFonts w:ascii="Brill" w:hAnsi="Brill"/>
+        </w:rPr>
+        <w:t>hordenamiento</w:t>
+      </w:r>
+      <w:proofErr w:type="spellEnd"/>
+      <w:r>
+        <w:rPr>
+          <w:rFonts w:ascii="Brill" w:hAnsi="Brill"/>
+        </w:rPr>
+        <w:t xml:space="preserve"> % </w:t>
+      </w:r>
+      <w:proofErr w:type="spellStart"/>
+      <w:r>
+        <w:rPr>
+          <w:rFonts w:ascii="Brill" w:hAnsi="Brill"/>
+        </w:rPr>
+        <w:t>quando</w:t>
+      </w:r>
+      <w:proofErr w:type="spellEnd"/>
+      <w:r>
+        <w:rPr>
+          <w:rFonts w:ascii="Brill" w:hAnsi="Brill"/>
+        </w:rPr>
+        <w:t xml:space="preserve"> </w:t>
+      </w:r>
+      <w:proofErr w:type="spellStart"/>
+      <w:r>
+        <w:rPr>
+          <w:rFonts w:ascii="Brill" w:hAnsi="Brill"/>
+        </w:rPr>
+        <w:t>vey</w:t>
+      </w:r>
+      <w:proofErr w:type="spellEnd"/>
+      <w:r>
+        <w:rPr>
+          <w:rFonts w:ascii="Brill" w:hAnsi="Brill"/>
+        </w:rPr>
+        <w:t xml:space="preserve"> el nuestro señor </w:t>
+      </w:r>
+      <w:proofErr w:type="spellStart"/>
+      <w:r>
+        <w:rPr>
+          <w:rFonts w:ascii="Brill" w:hAnsi="Brill"/>
+        </w:rPr>
+        <w:t>qu</w:t>
+      </w:r>
+      <w:proofErr w:type="spellEnd"/>
+      <w:r>
+        <w:rPr>
+          <w:rFonts w:ascii="Brill" w:hAnsi="Brill"/>
+        </w:rPr>
+        <w:t xml:space="preserve"> el aya fecha su obra e non finca al de fazer si non aquello que non puede otro fazer si non el mismo que como quier </w:t>
+      </w:r>
+      <w:proofErr w:type="spellStart"/>
+      <w:r>
+        <w:rPr>
+          <w:rFonts w:ascii="Brill" w:hAnsi="Brill"/>
+        </w:rPr>
+        <w:t>qu</w:t>
+      </w:r>
+      <w:proofErr w:type="spellEnd"/>
+      <w:r>
+        <w:rPr>
+          <w:rFonts w:ascii="Brill" w:hAnsi="Brill"/>
+        </w:rPr>
+        <w:t xml:space="preserve"> el nuestro señor dio grand poder a </w:t>
+      </w:r>
+      <w:proofErr w:type="spellStart"/>
+      <w:r>
+        <w:rPr>
+          <w:rFonts w:ascii="Brill" w:hAnsi="Brill"/>
+        </w:rPr>
+        <w:t>sancta</w:t>
+      </w:r>
+      <w:proofErr w:type="spellEnd"/>
+      <w:r>
+        <w:rPr>
+          <w:rFonts w:ascii="Brill" w:hAnsi="Brill"/>
+        </w:rPr>
+        <w:t xml:space="preserve"> </w:t>
+      </w:r>
+      <w:proofErr w:type="spellStart"/>
+      <w:r>
+        <w:rPr>
+          <w:rFonts w:ascii="Brill" w:hAnsi="Brill"/>
+        </w:rPr>
+        <w:t>Maria</w:t>
+      </w:r>
+      <w:proofErr w:type="spellEnd"/>
+      <w:r>
+        <w:rPr>
+          <w:rFonts w:ascii="Brill" w:hAnsi="Brill"/>
+        </w:rPr>
+        <w:t xml:space="preserve"> su madre e a los otros </w:t>
+      </w:r>
+      <w:proofErr w:type="spellStart"/>
+      <w:r>
+        <w:rPr>
+          <w:rFonts w:ascii="Brill" w:hAnsi="Brill"/>
+        </w:rPr>
+        <w:t>sanctos</w:t>
+      </w:r>
+      <w:proofErr w:type="spellEnd"/>
+      <w:r>
+        <w:rPr>
+          <w:rFonts w:ascii="Brill" w:hAnsi="Brill"/>
+        </w:rPr>
+        <w:t xml:space="preserve"> que vinieron y murieron por la fe sancta de Jesucristo. </w:t>
+      </w:r>
+      <w:proofErr w:type="spellStart"/>
+      <w:r>
+        <w:rPr>
+          <w:rFonts w:ascii="Brill" w:hAnsi="Brill"/>
+        </w:rPr>
+        <w:t>vien</w:t>
+      </w:r>
+      <w:proofErr w:type="spellEnd"/>
+      <w:r>
+        <w:rPr>
+          <w:rFonts w:ascii="Brill" w:hAnsi="Brill"/>
+        </w:rPr>
+        <w:t xml:space="preserve"> les dio poder que </w:t>
+      </w:r>
+      <w:proofErr w:type="spellStart"/>
+      <w:r>
+        <w:rPr>
+          <w:rFonts w:ascii="Brill" w:hAnsi="Brill"/>
+        </w:rPr>
+        <w:t>fiziesen</w:t>
+      </w:r>
+      <w:proofErr w:type="spellEnd"/>
+      <w:r>
+        <w:rPr>
+          <w:rFonts w:ascii="Brill" w:hAnsi="Brill"/>
+        </w:rPr>
+        <w:t xml:space="preserve"> </w:t>
+      </w:r>
+      <w:proofErr w:type="spellStart"/>
+      <w:r>
+        <w:rPr>
+          <w:rFonts w:ascii="Brill" w:hAnsi="Brill"/>
+        </w:rPr>
+        <w:t>resçucitar</w:t>
+      </w:r>
+      <w:proofErr w:type="spellEnd"/>
+      <w:r>
+        <w:rPr>
+          <w:rFonts w:ascii="Brill" w:hAnsi="Brill"/>
+        </w:rPr>
+        <w:t xml:space="preserve"> los muertos </w:t>
+      </w:r>
+      <w:proofErr w:type="gramStart"/>
+      <w:r>
+        <w:rPr>
+          <w:rFonts w:ascii="Brill" w:hAnsi="Brill"/>
+        </w:rPr>
+        <w:t>e</w:t>
+      </w:r>
+      <w:proofErr w:type="gramEnd"/>
+      <w:r>
+        <w:rPr>
+          <w:rFonts w:ascii="Brill" w:hAnsi="Brill"/>
+        </w:rPr>
+        <w:t xml:space="preserve"> esto en tal manera. tornando aquella alma mesma del ombre onde </w:t>
+      </w:r>
+      <w:proofErr w:type="spellStart"/>
+      <w:r>
+        <w:rPr>
+          <w:rFonts w:ascii="Brill" w:hAnsi="Brill"/>
+        </w:rPr>
+        <w:t>avia</w:t>
+      </w:r>
+      <w:proofErr w:type="spellEnd"/>
+      <w:r>
+        <w:rPr>
+          <w:rFonts w:ascii="Brill" w:hAnsi="Brill"/>
+        </w:rPr>
+        <w:t xml:space="preserve"> salido </w:t>
+      </w:r>
+      <w:proofErr w:type="gramStart"/>
+      <w:r>
+        <w:rPr>
+          <w:rFonts w:ascii="Brill" w:hAnsi="Brill"/>
+        </w:rPr>
+        <w:t>e</w:t>
+      </w:r>
+      <w:proofErr w:type="gramEnd"/>
+      <w:r>
+        <w:rPr>
+          <w:rFonts w:ascii="Brill" w:hAnsi="Brill"/>
+        </w:rPr>
+        <w:t xml:space="preserve"> otros </w:t>
+      </w:r>
+      <w:proofErr w:type="spellStart"/>
+      <w:r>
+        <w:rPr>
+          <w:rFonts w:ascii="Brill" w:hAnsi="Brill"/>
+        </w:rPr>
+        <w:t>miraglos</w:t>
+      </w:r>
+      <w:proofErr w:type="spellEnd"/>
+      <w:r>
+        <w:rPr>
+          <w:rFonts w:ascii="Brill" w:hAnsi="Brill"/>
+        </w:rPr>
+        <w:t xml:space="preserve"> muchos que fizo por ellos de </w:t>
+      </w:r>
+      <w:proofErr w:type="spellStart"/>
+      <w:r>
+        <w:rPr>
+          <w:rFonts w:ascii="Brill" w:hAnsi="Brill"/>
+        </w:rPr>
+        <w:t>dibersas</w:t>
+      </w:r>
+      <w:proofErr w:type="spellEnd"/>
+      <w:r>
+        <w:rPr>
+          <w:rFonts w:ascii="Brill" w:hAnsi="Brill"/>
+        </w:rPr>
+        <w:t xml:space="preserve"> maneras % tres cosas fallamos nos que tomo el para </w:t>
+      </w:r>
+      <w:proofErr w:type="spellStart"/>
+      <w:r>
+        <w:rPr>
+          <w:rFonts w:ascii="Brill" w:hAnsi="Brill"/>
+        </w:rPr>
+        <w:t>si</w:t>
+      </w:r>
+      <w:proofErr w:type="spellEnd"/>
+      <w:r>
+        <w:rPr>
+          <w:rFonts w:ascii="Brill" w:hAnsi="Brill"/>
+        </w:rPr>
+        <w:t xml:space="preserve"> que non quiso dar a </w:t>
+      </w:r>
+      <w:proofErr w:type="spellStart"/>
+      <w:r>
+        <w:rPr>
+          <w:rFonts w:ascii="Brill" w:hAnsi="Brill"/>
+        </w:rPr>
+        <w:t>sancta</w:t>
+      </w:r>
+      <w:proofErr w:type="spellEnd"/>
+      <w:r>
+        <w:rPr>
+          <w:rFonts w:ascii="Brill" w:hAnsi="Brill"/>
+        </w:rPr>
+        <w:t xml:space="preserve"> </w:t>
+      </w:r>
+      <w:proofErr w:type="spellStart"/>
+      <w:r>
+        <w:rPr>
+          <w:rFonts w:ascii="Brill" w:hAnsi="Brill"/>
+        </w:rPr>
+        <w:t>Maria</w:t>
+      </w:r>
+      <w:proofErr w:type="spellEnd"/>
+      <w:r>
+        <w:rPr>
+          <w:rFonts w:ascii="Brill" w:hAnsi="Brill"/>
+        </w:rPr>
+        <w:t xml:space="preserve"> su madre nin a otro alguno la primera en fazer </w:t>
+      </w:r>
+      <w:proofErr w:type="spellStart"/>
+      <w:r>
+        <w:rPr>
+          <w:rFonts w:ascii="Brill" w:hAnsi="Brill"/>
+        </w:rPr>
+        <w:t>angeles</w:t>
+      </w:r>
+      <w:proofErr w:type="spellEnd"/>
+      <w:r>
+        <w:rPr>
+          <w:rFonts w:ascii="Brill" w:hAnsi="Brill"/>
+        </w:rPr>
+        <w:t xml:space="preserve"> este poder nunca fue de otro ninguno si no suyo Ca el los fizo </w:t>
+      </w:r>
+      <w:r>
+        <w:rPr>
+          <w:rFonts w:ascii="Brill" w:hAnsi="Brill"/>
           <w:color w:val="FF0000"/>
         </w:rPr>
         <w:t>84v</w:t>
       </w:r>
       <w:r>
         <w:rPr>
-          <w:rFonts w:ascii="Garamond" w:hAnsi="Garamond"/>
-        </w:rPr>
-        <w:t xml:space="preserve"> todos en % una hora tan bien los vuenos como. los malos. </w:t>
-      </w:r>
-      <w:r>
-        <w:rPr>
-          <w:rFonts w:ascii="Garamond" w:hAnsi="Garamond"/>
+          <w:rFonts w:ascii="Brill" w:hAnsi="Brill"/>
+        </w:rPr>
+        <w:t xml:space="preserve"> todos en % una hora tan bien los </w:t>
+      </w:r>
+      <w:proofErr w:type="spellStart"/>
+      <w:r>
+        <w:rPr>
+          <w:rFonts w:ascii="Brill" w:hAnsi="Brill"/>
+        </w:rPr>
+        <w:t>vuenos</w:t>
+      </w:r>
+      <w:proofErr w:type="spellEnd"/>
+      <w:r>
+        <w:rPr>
+          <w:rFonts w:ascii="Brill" w:hAnsi="Brill"/>
+        </w:rPr>
+        <w:t xml:space="preserve"> como. los malos. </w:t>
+      </w:r>
+      <w:r>
+        <w:rPr>
+          <w:rFonts w:ascii="Brill" w:hAnsi="Brill"/>
           <w:color w:val="FF0000"/>
         </w:rPr>
         <w:t xml:space="preserve">malos </w:t>
       </w:r>
       <w:r>
         <w:rPr>
-          <w:rFonts w:ascii="Garamond" w:hAnsi="Garamond"/>
-        </w:rPr>
-        <w:t xml:space="preserve">fueras que despues se estrañaron a ser los unos buenos y los otros malos e desde aquel dia que los el fizo % fizo los firmes y durables para sienpre que non hizo despues otro ninguno e la segunda de las tres que te dixe que tuvo para si fuera el fazedor de las almas de los ombres e de las mugeres. Ca esto nunca lo pudo fazer otro si no el vien ansi como los angeles </w:t>
-      </w:r>
-      <w:r>
-        <w:rPr>
-          <w:rFonts w:ascii="Garamond" w:hAnsi="Garamond"/>
+          <w:rFonts w:ascii="Brill" w:hAnsi="Brill"/>
+        </w:rPr>
+        <w:t xml:space="preserve">fueras que </w:t>
+      </w:r>
+      <w:proofErr w:type="spellStart"/>
+      <w:r>
+        <w:rPr>
+          <w:rFonts w:ascii="Brill" w:hAnsi="Brill"/>
+        </w:rPr>
+        <w:t>despues</w:t>
+      </w:r>
+      <w:proofErr w:type="spellEnd"/>
+      <w:r>
+        <w:rPr>
+          <w:rFonts w:ascii="Brill" w:hAnsi="Brill"/>
+        </w:rPr>
+        <w:t xml:space="preserve"> se </w:t>
+      </w:r>
+      <w:proofErr w:type="spellStart"/>
+      <w:r>
+        <w:rPr>
+          <w:rFonts w:ascii="Brill" w:hAnsi="Brill"/>
+        </w:rPr>
+        <w:t>estrañaron</w:t>
+      </w:r>
+      <w:proofErr w:type="spellEnd"/>
+      <w:r>
+        <w:rPr>
+          <w:rFonts w:ascii="Brill" w:hAnsi="Brill"/>
+        </w:rPr>
+        <w:t xml:space="preserve"> a ser los unos buenos y los otros malos </w:t>
+      </w:r>
+      <w:proofErr w:type="gramStart"/>
+      <w:r>
+        <w:rPr>
+          <w:rFonts w:ascii="Brill" w:hAnsi="Brill"/>
+        </w:rPr>
+        <w:t>e</w:t>
+      </w:r>
+      <w:proofErr w:type="gramEnd"/>
+      <w:r>
+        <w:rPr>
+          <w:rFonts w:ascii="Brill" w:hAnsi="Brill"/>
+        </w:rPr>
+        <w:t xml:space="preserve"> desde aquel </w:t>
+      </w:r>
+      <w:proofErr w:type="spellStart"/>
+      <w:r>
+        <w:rPr>
+          <w:rFonts w:ascii="Brill" w:hAnsi="Brill"/>
+        </w:rPr>
+        <w:t>dia</w:t>
+      </w:r>
+      <w:proofErr w:type="spellEnd"/>
+      <w:r>
+        <w:rPr>
+          <w:rFonts w:ascii="Brill" w:hAnsi="Brill"/>
+        </w:rPr>
+        <w:t xml:space="preserve"> que los </w:t>
+      </w:r>
+      <w:proofErr w:type="spellStart"/>
+      <w:r>
+        <w:rPr>
+          <w:rFonts w:ascii="Brill" w:hAnsi="Brill"/>
+        </w:rPr>
+        <w:t>el</w:t>
+      </w:r>
+      <w:proofErr w:type="spellEnd"/>
+      <w:r>
+        <w:rPr>
+          <w:rFonts w:ascii="Brill" w:hAnsi="Brill"/>
+        </w:rPr>
+        <w:t xml:space="preserve"> fizo % fizo los firmes y durables para </w:t>
+      </w:r>
+      <w:proofErr w:type="spellStart"/>
+      <w:r>
+        <w:rPr>
+          <w:rFonts w:ascii="Brill" w:hAnsi="Brill"/>
+        </w:rPr>
+        <w:t>sienpre</w:t>
+      </w:r>
+      <w:proofErr w:type="spellEnd"/>
+      <w:r>
+        <w:rPr>
+          <w:rFonts w:ascii="Brill" w:hAnsi="Brill"/>
+        </w:rPr>
+        <w:t xml:space="preserve"> que non hizo </w:t>
+      </w:r>
+      <w:proofErr w:type="spellStart"/>
+      <w:r>
+        <w:rPr>
+          <w:rFonts w:ascii="Brill" w:hAnsi="Brill"/>
+        </w:rPr>
+        <w:t>despues</w:t>
+      </w:r>
+      <w:proofErr w:type="spellEnd"/>
+      <w:r>
+        <w:rPr>
+          <w:rFonts w:ascii="Brill" w:hAnsi="Brill"/>
+        </w:rPr>
+        <w:t xml:space="preserve"> otro ninguno e la segunda de las tres que te dixe que tuvo para si fuera el fazedor de las almas de los ombres e de las </w:t>
+      </w:r>
+      <w:proofErr w:type="spellStart"/>
+      <w:r>
+        <w:rPr>
+          <w:rFonts w:ascii="Brill" w:hAnsi="Brill"/>
+        </w:rPr>
+        <w:t>mugeres</w:t>
+      </w:r>
+      <w:proofErr w:type="spellEnd"/>
+      <w:r>
+        <w:rPr>
+          <w:rFonts w:ascii="Brill" w:hAnsi="Brill"/>
+        </w:rPr>
+        <w:t xml:space="preserve">. Ca esto nunca lo pudo fazer otro si no el </w:t>
+      </w:r>
+      <w:proofErr w:type="spellStart"/>
+      <w:r>
+        <w:rPr>
+          <w:rFonts w:ascii="Brill" w:hAnsi="Brill"/>
+        </w:rPr>
+        <w:t>vien</w:t>
+      </w:r>
+      <w:proofErr w:type="spellEnd"/>
+      <w:r>
+        <w:rPr>
+          <w:rFonts w:ascii="Brill" w:hAnsi="Brill"/>
+        </w:rPr>
+        <w:t xml:space="preserve"> </w:t>
+      </w:r>
+      <w:proofErr w:type="spellStart"/>
+      <w:r>
+        <w:rPr>
+          <w:rFonts w:ascii="Brill" w:hAnsi="Brill"/>
+        </w:rPr>
+        <w:t>ansi</w:t>
+      </w:r>
+      <w:proofErr w:type="spellEnd"/>
+      <w:r>
+        <w:rPr>
+          <w:rFonts w:ascii="Brill" w:hAnsi="Brill"/>
+        </w:rPr>
+        <w:t xml:space="preserve"> como los </w:t>
+      </w:r>
+      <w:proofErr w:type="spellStart"/>
+      <w:r>
+        <w:rPr>
+          <w:rFonts w:ascii="Brill" w:hAnsi="Brill"/>
+        </w:rPr>
+        <w:t>angeles</w:t>
+      </w:r>
+      <w:proofErr w:type="spellEnd"/>
+      <w:r>
+        <w:rPr>
+          <w:rFonts w:ascii="Brill" w:hAnsi="Brill"/>
+        </w:rPr>
+        <w:t xml:space="preserve"> </w:t>
+      </w:r>
+      <w:r>
+        <w:rPr>
+          <w:rFonts w:ascii="Brill" w:hAnsi="Brill"/>
           <w:color w:val="FF0000"/>
         </w:rPr>
         <w:t>ca d esa manera</w:t>
       </w:r>
       <w:r>
         <w:rPr>
-          <w:rFonts w:ascii="Garamond" w:hAnsi="Garamond"/>
-        </w:rPr>
-        <w:t xml:space="preserve"> Ca d esa materia son en aver comienco e non haber fin e asi son escritos % la tercera cosa que el tubo para si es en cosas ya del fecho del ordenamiento del mundo que non quiso que lo otro supiese salbo el que las tiene guardadas en el su espiritu. para el tienpo y la sazon que las a de mostrar por obra pues aquella segunda cosa que te ya dixe d estas tres que el tobo para si de fazer las almas esto faze el cada dia y cada ora que el es de menester. E asi como el nuestro señor cria el alma luego la envia aquel lugar do ha menester E la materia que esta aparejada para rescebir la envia contra ella vao que te ya dixe que sale de la cobdicia de la natura que quiere ya tener en si e el alma es libiana en espiritu angelico e aquel vao que la sale a rescebir es mas pesado segund natura que el alma E esto es por que se cria e se faze de la carne que es terrenal e segun natura fallamos que la tierra es la mas pesada cosa del mundo e por esta razon an a ser pesadas todas las cosas que d ella se fazen segund la propiedad que cada uno toma d ella E por esta razon quando aquel vao se ajuncta con el alma e tira la pesadunbre d el contra a yuso aquel lugar onde salio e lieba la consigo % E desi toma la carne que esta aparejada de recebir la e rescibe la en si como aquella que es tancto bien a ella</w:t>
+          <w:rFonts w:ascii="Brill" w:hAnsi="Brill"/>
+        </w:rPr>
+        <w:t xml:space="preserve"> Ca d esa materia son en aver </w:t>
+      </w:r>
+      <w:proofErr w:type="spellStart"/>
+      <w:r>
+        <w:rPr>
+          <w:rFonts w:ascii="Brill" w:hAnsi="Brill"/>
+        </w:rPr>
+        <w:t>comienco</w:t>
+      </w:r>
+      <w:proofErr w:type="spellEnd"/>
+      <w:r>
+        <w:rPr>
+          <w:rFonts w:ascii="Brill" w:hAnsi="Brill"/>
+        </w:rPr>
+        <w:t xml:space="preserve"> e non haber fin e </w:t>
+      </w:r>
+      <w:proofErr w:type="spellStart"/>
+      <w:r>
+        <w:rPr>
+          <w:rFonts w:ascii="Brill" w:hAnsi="Brill"/>
+        </w:rPr>
+        <w:t>asi</w:t>
+      </w:r>
+      <w:proofErr w:type="spellEnd"/>
+      <w:r>
+        <w:rPr>
+          <w:rFonts w:ascii="Brill" w:hAnsi="Brill"/>
+        </w:rPr>
+        <w:t xml:space="preserve"> son escritos % la tercera cosa que el tubo para si es en cosas ya del fecho del ordenamiento del mundo que non quiso que lo otro supiese </w:t>
+      </w:r>
+      <w:proofErr w:type="spellStart"/>
+      <w:r>
+        <w:rPr>
+          <w:rFonts w:ascii="Brill" w:hAnsi="Brill"/>
+        </w:rPr>
+        <w:t>salbo</w:t>
+      </w:r>
+      <w:proofErr w:type="spellEnd"/>
+      <w:r>
+        <w:rPr>
+          <w:rFonts w:ascii="Brill" w:hAnsi="Brill"/>
+        </w:rPr>
+        <w:t xml:space="preserve"> el que las tiene guardadas en el </w:t>
+      </w:r>
+      <w:proofErr w:type="spellStart"/>
+      <w:r>
+        <w:rPr>
+          <w:rFonts w:ascii="Brill" w:hAnsi="Brill"/>
+        </w:rPr>
+        <w:t>su</w:t>
+      </w:r>
+      <w:proofErr w:type="spellEnd"/>
+      <w:r>
+        <w:rPr>
+          <w:rFonts w:ascii="Brill" w:hAnsi="Brill"/>
+        </w:rPr>
+        <w:t xml:space="preserve"> </w:t>
+      </w:r>
+      <w:proofErr w:type="spellStart"/>
+      <w:r>
+        <w:rPr>
+          <w:rFonts w:ascii="Brill" w:hAnsi="Brill"/>
+        </w:rPr>
+        <w:t>espiritu</w:t>
+      </w:r>
+      <w:proofErr w:type="spellEnd"/>
+      <w:r>
+        <w:rPr>
+          <w:rFonts w:ascii="Brill" w:hAnsi="Brill"/>
+        </w:rPr>
+        <w:t xml:space="preserve">. para el </w:t>
+      </w:r>
+      <w:proofErr w:type="spellStart"/>
+      <w:r>
+        <w:rPr>
+          <w:rFonts w:ascii="Brill" w:hAnsi="Brill"/>
+        </w:rPr>
+        <w:t>tienpo</w:t>
+      </w:r>
+      <w:proofErr w:type="spellEnd"/>
+      <w:r>
+        <w:rPr>
+          <w:rFonts w:ascii="Brill" w:hAnsi="Brill"/>
+        </w:rPr>
+        <w:t xml:space="preserve"> y la </w:t>
+      </w:r>
+      <w:proofErr w:type="spellStart"/>
+      <w:r>
+        <w:rPr>
+          <w:rFonts w:ascii="Brill" w:hAnsi="Brill"/>
+        </w:rPr>
+        <w:t>sazon</w:t>
+      </w:r>
+      <w:proofErr w:type="spellEnd"/>
+      <w:r>
+        <w:rPr>
+          <w:rFonts w:ascii="Brill" w:hAnsi="Brill"/>
+        </w:rPr>
+        <w:t xml:space="preserve"> que las </w:t>
+      </w:r>
+      <w:proofErr w:type="spellStart"/>
+      <w:r>
+        <w:rPr>
+          <w:rFonts w:ascii="Brill" w:hAnsi="Brill"/>
+        </w:rPr>
+        <w:t>a</w:t>
+      </w:r>
+      <w:proofErr w:type="spellEnd"/>
+      <w:r>
+        <w:rPr>
+          <w:rFonts w:ascii="Brill" w:hAnsi="Brill"/>
+        </w:rPr>
+        <w:t xml:space="preserve"> </w:t>
+      </w:r>
+      <w:proofErr w:type="spellStart"/>
+      <w:r>
+        <w:rPr>
+          <w:rFonts w:ascii="Brill" w:hAnsi="Brill"/>
+        </w:rPr>
+        <w:t>de mostrar</w:t>
+      </w:r>
+      <w:proofErr w:type="spellEnd"/>
+      <w:r>
+        <w:rPr>
+          <w:rFonts w:ascii="Brill" w:hAnsi="Brill"/>
+        </w:rPr>
+        <w:t xml:space="preserve"> por obra pues aquella segunda cosa que te ya dixe d estas tres que el tobo para si de fazer las almas esto faze el cada </w:t>
+      </w:r>
+      <w:proofErr w:type="spellStart"/>
+      <w:r>
+        <w:rPr>
+          <w:rFonts w:ascii="Brill" w:hAnsi="Brill"/>
+        </w:rPr>
+        <w:t>dia</w:t>
+      </w:r>
+      <w:proofErr w:type="spellEnd"/>
+      <w:r>
+        <w:rPr>
+          <w:rFonts w:ascii="Brill" w:hAnsi="Brill"/>
+        </w:rPr>
+        <w:t xml:space="preserve"> y cada </w:t>
+      </w:r>
+      <w:proofErr w:type="spellStart"/>
+      <w:r>
+        <w:rPr>
+          <w:rFonts w:ascii="Brill" w:hAnsi="Brill"/>
+        </w:rPr>
+        <w:t>ora</w:t>
+      </w:r>
+      <w:proofErr w:type="spellEnd"/>
+      <w:r>
+        <w:rPr>
+          <w:rFonts w:ascii="Brill" w:hAnsi="Brill"/>
+        </w:rPr>
+        <w:t xml:space="preserve"> que </w:t>
+      </w:r>
+      <w:proofErr w:type="spellStart"/>
+      <w:r>
+        <w:rPr>
+          <w:rFonts w:ascii="Brill" w:hAnsi="Brill"/>
+        </w:rPr>
+        <w:t>el</w:t>
+      </w:r>
+      <w:proofErr w:type="spellEnd"/>
+      <w:r>
+        <w:rPr>
+          <w:rFonts w:ascii="Brill" w:hAnsi="Brill"/>
+        </w:rPr>
+        <w:t xml:space="preserve"> es de menester. E </w:t>
+      </w:r>
+      <w:proofErr w:type="spellStart"/>
+      <w:r>
+        <w:rPr>
+          <w:rFonts w:ascii="Brill" w:hAnsi="Brill"/>
+        </w:rPr>
+        <w:t>asi</w:t>
+      </w:r>
+      <w:proofErr w:type="spellEnd"/>
+      <w:r>
+        <w:rPr>
+          <w:rFonts w:ascii="Brill" w:hAnsi="Brill"/>
+        </w:rPr>
+        <w:t xml:space="preserve"> como el nuestro señor </w:t>
+      </w:r>
+      <w:proofErr w:type="spellStart"/>
+      <w:r>
+        <w:rPr>
+          <w:rFonts w:ascii="Brill" w:hAnsi="Brill"/>
+        </w:rPr>
+        <w:t>cria</w:t>
+      </w:r>
+      <w:proofErr w:type="spellEnd"/>
+      <w:r>
+        <w:rPr>
+          <w:rFonts w:ascii="Brill" w:hAnsi="Brill"/>
+        </w:rPr>
+        <w:t xml:space="preserve"> el alma luego la </w:t>
+      </w:r>
+      <w:proofErr w:type="spellStart"/>
+      <w:r>
+        <w:rPr>
+          <w:rFonts w:ascii="Brill" w:hAnsi="Brill"/>
+        </w:rPr>
+        <w:t>envia</w:t>
+      </w:r>
+      <w:proofErr w:type="spellEnd"/>
+      <w:r>
+        <w:rPr>
+          <w:rFonts w:ascii="Brill" w:hAnsi="Brill"/>
+        </w:rPr>
+        <w:t xml:space="preserve"> aquel lugar do ha menester E la materia que esta aparejada para </w:t>
+      </w:r>
+      <w:proofErr w:type="spellStart"/>
+      <w:r>
+        <w:rPr>
+          <w:rFonts w:ascii="Brill" w:hAnsi="Brill"/>
+        </w:rPr>
+        <w:t>rescebir</w:t>
+      </w:r>
+      <w:proofErr w:type="spellEnd"/>
+      <w:r>
+        <w:rPr>
+          <w:rFonts w:ascii="Brill" w:hAnsi="Brill"/>
+        </w:rPr>
+        <w:t xml:space="preserve"> la </w:t>
+      </w:r>
+      <w:proofErr w:type="spellStart"/>
+      <w:r>
+        <w:rPr>
+          <w:rFonts w:ascii="Brill" w:hAnsi="Brill"/>
+        </w:rPr>
+        <w:t>envia</w:t>
+      </w:r>
+      <w:proofErr w:type="spellEnd"/>
+      <w:r>
+        <w:rPr>
+          <w:rFonts w:ascii="Brill" w:hAnsi="Brill"/>
+        </w:rPr>
+        <w:t xml:space="preserve"> contra ella </w:t>
+      </w:r>
+      <w:proofErr w:type="spellStart"/>
+      <w:r>
+        <w:rPr>
+          <w:rFonts w:ascii="Brill" w:hAnsi="Brill"/>
+        </w:rPr>
+        <w:t>vao</w:t>
+      </w:r>
+      <w:proofErr w:type="spellEnd"/>
+      <w:r>
+        <w:rPr>
+          <w:rFonts w:ascii="Brill" w:hAnsi="Brill"/>
+        </w:rPr>
+        <w:t xml:space="preserve"> que te ya dixe que sale de la </w:t>
+      </w:r>
+      <w:proofErr w:type="spellStart"/>
+      <w:r>
+        <w:rPr>
+          <w:rFonts w:ascii="Brill" w:hAnsi="Brill"/>
+        </w:rPr>
+        <w:t>cobdicia</w:t>
+      </w:r>
+      <w:proofErr w:type="spellEnd"/>
+      <w:r>
+        <w:rPr>
+          <w:rFonts w:ascii="Brill" w:hAnsi="Brill"/>
+        </w:rPr>
+        <w:t xml:space="preserve"> de la natura que quiere ya tener en si e el alma es </w:t>
+      </w:r>
+      <w:proofErr w:type="spellStart"/>
+      <w:r>
+        <w:rPr>
+          <w:rFonts w:ascii="Brill" w:hAnsi="Brill"/>
+        </w:rPr>
+        <w:t>libiana</w:t>
+      </w:r>
+      <w:proofErr w:type="spellEnd"/>
+      <w:r>
+        <w:rPr>
+          <w:rFonts w:ascii="Brill" w:hAnsi="Brill"/>
+        </w:rPr>
+        <w:t xml:space="preserve"> en </w:t>
+      </w:r>
+      <w:proofErr w:type="spellStart"/>
+      <w:r>
+        <w:rPr>
+          <w:rFonts w:ascii="Brill" w:hAnsi="Brill"/>
+        </w:rPr>
+        <w:t>espiritu</w:t>
+      </w:r>
+      <w:proofErr w:type="spellEnd"/>
+      <w:r>
+        <w:rPr>
+          <w:rFonts w:ascii="Brill" w:hAnsi="Brill"/>
+        </w:rPr>
+        <w:t xml:space="preserve"> </w:t>
+      </w:r>
+      <w:proofErr w:type="spellStart"/>
+      <w:r>
+        <w:rPr>
+          <w:rFonts w:ascii="Brill" w:hAnsi="Brill"/>
+        </w:rPr>
+        <w:t>angelico</w:t>
+      </w:r>
+      <w:proofErr w:type="spellEnd"/>
+      <w:r>
+        <w:rPr>
+          <w:rFonts w:ascii="Brill" w:hAnsi="Brill"/>
+        </w:rPr>
+        <w:t xml:space="preserve"> e aquel </w:t>
+      </w:r>
+      <w:proofErr w:type="spellStart"/>
+      <w:r>
+        <w:rPr>
+          <w:rFonts w:ascii="Brill" w:hAnsi="Brill"/>
+        </w:rPr>
+        <w:t>vao</w:t>
+      </w:r>
+      <w:proofErr w:type="spellEnd"/>
+      <w:r>
+        <w:rPr>
+          <w:rFonts w:ascii="Brill" w:hAnsi="Brill"/>
+        </w:rPr>
+        <w:t xml:space="preserve"> que la sale a </w:t>
+      </w:r>
+      <w:proofErr w:type="spellStart"/>
+      <w:r>
+        <w:rPr>
+          <w:rFonts w:ascii="Brill" w:hAnsi="Brill"/>
+        </w:rPr>
+        <w:t>rescebir</w:t>
+      </w:r>
+      <w:proofErr w:type="spellEnd"/>
+      <w:r>
+        <w:rPr>
+          <w:rFonts w:ascii="Brill" w:hAnsi="Brill"/>
+        </w:rPr>
+        <w:t xml:space="preserve"> es </w:t>
+      </w:r>
+      <w:proofErr w:type="spellStart"/>
+      <w:r>
+        <w:rPr>
+          <w:rFonts w:ascii="Brill" w:hAnsi="Brill"/>
+        </w:rPr>
+        <w:t>mas</w:t>
+      </w:r>
+      <w:proofErr w:type="spellEnd"/>
+      <w:r>
+        <w:rPr>
+          <w:rFonts w:ascii="Brill" w:hAnsi="Brill"/>
+        </w:rPr>
+        <w:t xml:space="preserve"> pesado segund natura que el alma E esto es </w:t>
+      </w:r>
+      <w:proofErr w:type="spellStart"/>
+      <w:r>
+        <w:rPr>
+          <w:rFonts w:ascii="Brill" w:hAnsi="Brill"/>
+        </w:rPr>
+        <w:t>por que</w:t>
+      </w:r>
+      <w:proofErr w:type="spellEnd"/>
+      <w:r>
+        <w:rPr>
+          <w:rFonts w:ascii="Brill" w:hAnsi="Brill"/>
+        </w:rPr>
+        <w:t xml:space="preserve"> se </w:t>
+      </w:r>
+      <w:proofErr w:type="spellStart"/>
+      <w:r>
+        <w:rPr>
+          <w:rFonts w:ascii="Brill" w:hAnsi="Brill"/>
+        </w:rPr>
+        <w:t>cria</w:t>
+      </w:r>
+      <w:proofErr w:type="spellEnd"/>
+      <w:r>
+        <w:rPr>
+          <w:rFonts w:ascii="Brill" w:hAnsi="Brill"/>
+        </w:rPr>
+        <w:t xml:space="preserve"> e se faze de la carne que es terrenal e </w:t>
+      </w:r>
+      <w:proofErr w:type="spellStart"/>
+      <w:r>
+        <w:rPr>
+          <w:rFonts w:ascii="Brill" w:hAnsi="Brill"/>
+        </w:rPr>
+        <w:t>segun</w:t>
+      </w:r>
+      <w:proofErr w:type="spellEnd"/>
+      <w:r>
+        <w:rPr>
+          <w:rFonts w:ascii="Brill" w:hAnsi="Brill"/>
+        </w:rPr>
+        <w:t xml:space="preserve"> natura fallamos que la tierra es la </w:t>
+      </w:r>
+      <w:proofErr w:type="spellStart"/>
+      <w:r>
+        <w:rPr>
+          <w:rFonts w:ascii="Brill" w:hAnsi="Brill"/>
+        </w:rPr>
+        <w:t>mas</w:t>
+      </w:r>
+      <w:proofErr w:type="spellEnd"/>
+      <w:r>
+        <w:rPr>
+          <w:rFonts w:ascii="Brill" w:hAnsi="Brill"/>
+        </w:rPr>
+        <w:t xml:space="preserve"> pesada cosa del mundo e por esta </w:t>
+      </w:r>
+      <w:proofErr w:type="spellStart"/>
+      <w:r>
+        <w:rPr>
+          <w:rFonts w:ascii="Brill" w:hAnsi="Brill"/>
+        </w:rPr>
+        <w:t>razon</w:t>
+      </w:r>
+      <w:proofErr w:type="spellEnd"/>
+      <w:r>
+        <w:rPr>
+          <w:rFonts w:ascii="Brill" w:hAnsi="Brill"/>
+        </w:rPr>
+        <w:t xml:space="preserve"> an a ser pesadas todas las cosas que d ella se fazen segund la propiedad que cada uno toma d ella E por esta </w:t>
+      </w:r>
+      <w:proofErr w:type="spellStart"/>
+      <w:r>
+        <w:rPr>
+          <w:rFonts w:ascii="Brill" w:hAnsi="Brill"/>
+        </w:rPr>
+        <w:t>razon</w:t>
+      </w:r>
+      <w:proofErr w:type="spellEnd"/>
+      <w:r>
+        <w:rPr>
+          <w:rFonts w:ascii="Brill" w:hAnsi="Brill"/>
+        </w:rPr>
+        <w:t xml:space="preserve"> </w:t>
+      </w:r>
+      <w:proofErr w:type="spellStart"/>
+      <w:r>
+        <w:rPr>
+          <w:rFonts w:ascii="Brill" w:hAnsi="Brill"/>
+        </w:rPr>
+        <w:t>quando</w:t>
+      </w:r>
+      <w:proofErr w:type="spellEnd"/>
+      <w:r>
+        <w:rPr>
+          <w:rFonts w:ascii="Brill" w:hAnsi="Brill"/>
+        </w:rPr>
+        <w:t xml:space="preserve"> aquel </w:t>
+      </w:r>
+      <w:proofErr w:type="spellStart"/>
+      <w:r>
+        <w:rPr>
+          <w:rFonts w:ascii="Brill" w:hAnsi="Brill"/>
+        </w:rPr>
+        <w:t>vao</w:t>
+      </w:r>
+      <w:proofErr w:type="spellEnd"/>
+      <w:r>
+        <w:rPr>
+          <w:rFonts w:ascii="Brill" w:hAnsi="Brill"/>
+        </w:rPr>
+        <w:t xml:space="preserve"> se </w:t>
+      </w:r>
+      <w:proofErr w:type="spellStart"/>
+      <w:r>
+        <w:rPr>
+          <w:rFonts w:ascii="Brill" w:hAnsi="Brill"/>
+        </w:rPr>
+        <w:t>ajuncta</w:t>
+      </w:r>
+      <w:proofErr w:type="spellEnd"/>
+      <w:r>
+        <w:rPr>
+          <w:rFonts w:ascii="Brill" w:hAnsi="Brill"/>
+        </w:rPr>
+        <w:t xml:space="preserve"> con el alma e tira la </w:t>
+      </w:r>
+      <w:proofErr w:type="spellStart"/>
+      <w:r>
+        <w:rPr>
+          <w:rFonts w:ascii="Brill" w:hAnsi="Brill"/>
+        </w:rPr>
+        <w:t>pesadunbre</w:t>
+      </w:r>
+      <w:proofErr w:type="spellEnd"/>
+      <w:r>
+        <w:rPr>
+          <w:rFonts w:ascii="Brill" w:hAnsi="Brill"/>
+        </w:rPr>
+        <w:t xml:space="preserve"> d el contra a yuso aquel lugar onde </w:t>
+      </w:r>
+      <w:proofErr w:type="spellStart"/>
+      <w:r>
+        <w:rPr>
+          <w:rFonts w:ascii="Brill" w:hAnsi="Brill"/>
+        </w:rPr>
+        <w:t>salio</w:t>
+      </w:r>
+      <w:proofErr w:type="spellEnd"/>
+      <w:r>
+        <w:rPr>
+          <w:rFonts w:ascii="Brill" w:hAnsi="Brill"/>
+        </w:rPr>
+        <w:t xml:space="preserve"> e </w:t>
+      </w:r>
+      <w:proofErr w:type="spellStart"/>
+      <w:r>
+        <w:rPr>
+          <w:rFonts w:ascii="Brill" w:hAnsi="Brill"/>
+        </w:rPr>
+        <w:t>lieba</w:t>
+      </w:r>
+      <w:proofErr w:type="spellEnd"/>
+      <w:r>
+        <w:rPr>
+          <w:rFonts w:ascii="Brill" w:hAnsi="Brill"/>
+        </w:rPr>
+        <w:t xml:space="preserve"> la consigo % E </w:t>
+      </w:r>
+      <w:proofErr w:type="spellStart"/>
+      <w:r>
+        <w:rPr>
+          <w:rFonts w:ascii="Brill" w:hAnsi="Brill"/>
+        </w:rPr>
+        <w:t>desi</w:t>
+      </w:r>
+      <w:proofErr w:type="spellEnd"/>
+      <w:r>
+        <w:rPr>
+          <w:rFonts w:ascii="Brill" w:hAnsi="Brill"/>
+        </w:rPr>
+        <w:t xml:space="preserve"> toma la carne que esta aparejada de recebir la e </w:t>
+      </w:r>
+      <w:proofErr w:type="spellStart"/>
+      <w:r>
+        <w:rPr>
+          <w:rFonts w:ascii="Brill" w:hAnsi="Brill"/>
+        </w:rPr>
+        <w:t>rescibe</w:t>
+      </w:r>
+      <w:proofErr w:type="spellEnd"/>
+      <w:r>
+        <w:rPr>
+          <w:rFonts w:ascii="Brill" w:hAnsi="Brill"/>
+        </w:rPr>
+        <w:t xml:space="preserve"> la en si como aquella que es </w:t>
+      </w:r>
+      <w:proofErr w:type="spellStart"/>
+      <w:r>
+        <w:rPr>
+          <w:rFonts w:ascii="Brill" w:hAnsi="Brill"/>
+        </w:rPr>
+        <w:t>tancto</w:t>
+      </w:r>
+      <w:proofErr w:type="spellEnd"/>
+      <w:r>
+        <w:rPr>
+          <w:rFonts w:ascii="Brill" w:hAnsi="Brill"/>
+        </w:rPr>
+        <w:t xml:space="preserve"> bien a ella</w:t>
       </w:r>
     </w:p>
     <w:sectPr>
@@ -72,7 +1416,7 @@
 </file>
 
 <file path=word/styles.xml><?xml version="1.0" encoding="utf-8"?>
-<w:styles xmlns:mc="http://schemas.openxmlformats.org/markup-compatibility/2006" xmlns:r="http://schemas.openxmlformats.org/officeDocument/2006/relationships" xmlns:w="http://schemas.openxmlformats.org/wordprocessingml/2006/main" xmlns:w14="http://schemas.microsoft.com/office/word/2010/wordml" xmlns:w15="http://schemas.microsoft.com/office/word/2012/wordml" xmlns:w16cex="http://schemas.microsoft.com/office/word/2018/wordml/cex" xmlns:w16cid="http://schemas.microsoft.com/office/word/2016/wordml/cid" xmlns:w16="http://schemas.microsoft.com/office/word/2018/wordml" xmlns:w16du="http://schemas.microsoft.com/office/word/2023/wordml/word16du" xmlns:w16sdtdh="http://schemas.microsoft.com/office/word/2020/wordml/sdtdatahash" xmlns:w16se="http://schemas.microsoft.com/office/word/2015/wordml/symex" mc:Ignorable="w14 w15 w16se w16cid w16 w16cex w16sdtdh w16du">
+<w:styles xmlns:mc="http://schemas.openxmlformats.org/markup-compatibility/2006" xmlns:r="http://schemas.openxmlformats.org/officeDocument/2006/relationships" xmlns:w="http://schemas.openxmlformats.org/wordprocessingml/2006/main" xmlns:w14="http://schemas.microsoft.com/office/word/2010/wordml" xmlns:w15="http://schemas.microsoft.com/office/word/2012/wordml" xmlns:w16cex="http://schemas.microsoft.com/office/word/2018/wordml/cex" xmlns:w16cid="http://schemas.microsoft.com/office/word/2016/wordml/cid" xmlns:w16="http://schemas.microsoft.com/office/word/2018/wordml" xmlns:w16du="http://schemas.microsoft.com/office/word/2023/wordml/word16du" xmlns:w16sdtdh="http://schemas.microsoft.com/office/word/2020/wordml/sdtdatahash" xmlns:w16sdtfl="http://schemas.microsoft.com/office/word/2024/wordml/sdtformatlock" xmlns:w16se="http://schemas.microsoft.com/office/word/2015/wordml/symex" mc:Ignorable="w14 w15 w16se w16cid w16 w16cex w16sdtdh w16sdtfl w16du">
   <w:docDefaults>
     <w:rPrDefault>
       <w:rPr>
